--- a/tests/fixtures/style-defs.docx
+++ b/tests/fixtures/style-defs.docx
@@ -39,6 +39,14 @@
     <w:p>
       <w:r>
         <w:t xml:space="preserve">A second section heading, sharing the Heading 1 style.</w:t>
+      </w:r>
+    </w:p>
+    <w:p>
+      <w:r>
+        <w:rPr>
+          <w:rFonts w:ascii="Arial" w:hAnsi="Arial" w:cs="Amiri"/>
+        </w:rPr>
+        <w:t xml:space="preserve">Arabic sample: مرحبا بالعالم</w:t>
       </w:r>
     </w:p>
     <w:sectPr>
@@ -84,7 +92,7 @@
       <w:outlineLvl w:val="0"/>
     </w:pPr>
     <w:rPr>
-      <w:rFonts w:asciiTheme="majorHAnsi" w:hAnsiTheme="majorHAnsi" w:cstheme="majorBidi" w:eastAsia="SimHei"/>
+      <w:rFonts w:asciiTheme="majorHAnsi" w:hAnsiTheme="majorHAnsi" w:eastAsia="SimHei" w:cs="Amiri"/>
       <w:b/>
       <w:color w:val="1F3864"/>
       <w:sz w:val="26"/>

--- a/tests/fixtures/style-defs.docx
+++ b/tests/fixtures/style-defs.docx
@@ -39,6 +39,14 @@
     <w:p>
       <w:r>
         <w:t xml:space="preserve">A second section heading, sharing the Heading 1 style.</w:t>
+      </w:r>
+    </w:p>
+    <w:p>
+      <w:r>
+        <w:rPr>
+          <w:rFonts w:ascii="Arial" w:hAnsi="Arial" w:cs="Amiri"/>
+        </w:rPr>
+        <w:t xml:space="preserve">Arabic sample: مرحبا بالعالم</w:t>
       </w:r>
     </w:p>
     <w:sectPr>
@@ -84,7 +92,7 @@
       <w:outlineLvl w:val="0"/>
     </w:pPr>
     <w:rPr>
-      <w:rFonts w:asciiTheme="majorHAnsi" w:hAnsiTheme="majorHAnsi" w:cstheme="majorBidi"/>
+      <w:rFonts w:asciiTheme="majorHAnsi" w:hAnsiTheme="majorHAnsi" w:eastAsia="SimHei" w:cs="Amiri"/>
       <w:b/>
       <w:color w:val="1F3864"/>
       <w:sz w:val="26"/>
